--- a/Readme_lab_1.docx
+++ b/Readme_lab_1.docx
@@ -35,8 +35,6 @@
           <w:lang w:val="en-US"/>
         </w:rPr>
       </w:pPr>
-      <w:bookmarkStart w:id="0" w:name="_GoBack"/>
-      <w:bookmarkEnd w:id="0"/>
     </w:p>
     <w:p>
       <w:pPr>
@@ -45,6 +43,58 @@
           <w:lang w:val="en-US"/>
         </w:rPr>
       </w:pPr>
+      <w:r>
+        <w:rPr>
+          <w:rFonts w:hint="default"/>
+          <w:lang w:val="en-US"/>
+        </w:rPr>
+        <w:t xml:space="preserve">Git link - </w:t>
+      </w:r>
+      <w:r>
+        <w:rPr>
+          <w:rFonts w:hint="default"/>
+          <w:lang w:val="en-US"/>
+        </w:rPr>
+        <w:fldChar w:fldCharType="begin"/>
+      </w:r>
+      <w:r>
+        <w:rPr>
+          <w:rFonts w:hint="default"/>
+          <w:lang w:val="en-US"/>
+        </w:rPr>
+        <w:instrText xml:space="preserve"> HYPERLINK "https://github.com/Sushma25-ux/System_programming_assignments.git" </w:instrText>
+      </w:r>
+      <w:r>
+        <w:rPr>
+          <w:rFonts w:hint="default"/>
+          <w:lang w:val="en-US"/>
+        </w:rPr>
+        <w:fldChar w:fldCharType="separate"/>
+      </w:r>
+      <w:r>
+        <w:rPr>
+          <w:rStyle w:val="4"/>
+          <w:rFonts w:hint="default"/>
+          <w:lang w:val="en-US"/>
+        </w:rPr>
+        <w:t>https://github.com/Sushma25-ux/System_programming_assignments.git</w:t>
+      </w:r>
+      <w:r>
+        <w:rPr>
+          <w:rFonts w:hint="default"/>
+          <w:lang w:val="en-US"/>
+        </w:rPr>
+        <w:fldChar w:fldCharType="end"/>
+      </w:r>
+      <w:r>
+        <w:rPr>
+          <w:rFonts w:hint="default"/>
+          <w:lang w:val="en-US"/>
+        </w:rPr>
+        <w:t xml:space="preserve"> </w:t>
+      </w:r>
+      <w:bookmarkStart w:id="0" w:name="_GoBack"/>
+      <w:bookmarkEnd w:id="0"/>
     </w:p>
     <w:p>
       <w:pPr>
@@ -285,6 +335,164 @@
       </w:r>
       <w:r>
         <w:br w:type="textWrapping"/>
+      </w:r>
+    </w:p>
+    <w:p/>
+    <w:p>
+      <w:pPr>
+        <w:rPr>
+          <w:rFonts w:hint="default"/>
+          <w:lang w:val="en-US"/>
+        </w:rPr>
+      </w:pPr>
+      <w:r>
+        <w:rPr>
+          <w:rFonts w:hint="default"/>
+          <w:lang w:val="en-US"/>
+        </w:rPr>
+        <w:t>Git commands -</w:t>
+      </w:r>
+      <w:r>
+        <w:rPr>
+          <w:rFonts w:hint="default"/>
+          <w:lang w:val="en-US"/>
+        </w:rPr>
+        <w:br w:type="textWrapping"/>
+      </w:r>
+      <w:r>
+        <w:drawing>
+          <wp:inline distT="0" distB="0" distL="114300" distR="114300">
+            <wp:extent cx="5269865" cy="2101215"/>
+            <wp:effectExtent l="0" t="0" r="3175" b="1905"/>
+            <wp:docPr id="5" name="Picture 1"/>
+            <wp:cNvGraphicFramePr>
+              <a:graphicFrameLocks xmlns:a="http://schemas.openxmlformats.org/drawingml/2006/main" noChangeAspect="1"/>
+            </wp:cNvGraphicFramePr>
+            <a:graphic xmlns:a="http://schemas.openxmlformats.org/drawingml/2006/main">
+              <a:graphicData uri="http://schemas.openxmlformats.org/drawingml/2006/picture">
+                <pic:pic xmlns:pic="http://schemas.openxmlformats.org/drawingml/2006/picture">
+                  <pic:nvPicPr>
+                    <pic:cNvPr id="5" name="Picture 1"/>
+                    <pic:cNvPicPr>
+                      <a:picLocks noChangeAspect="1"/>
+                    </pic:cNvPicPr>
+                  </pic:nvPicPr>
+                  <pic:blipFill>
+                    <a:blip r:embed="rId8"/>
+                    <a:stretch>
+                      <a:fillRect/>
+                    </a:stretch>
+                  </pic:blipFill>
+                  <pic:spPr>
+                    <a:xfrm>
+                      <a:off x="0" y="0"/>
+                      <a:ext cx="5269865" cy="2101215"/>
+                    </a:xfrm>
+                    <a:prstGeom prst="rect">
+                      <a:avLst/>
+                    </a:prstGeom>
+                    <a:noFill/>
+                    <a:ln>
+                      <a:noFill/>
+                    </a:ln>
+                  </pic:spPr>
+                </pic:pic>
+              </a:graphicData>
+            </a:graphic>
+          </wp:inline>
+        </w:drawing>
+      </w:r>
+      <w:r>
+        <w:br w:type="textWrapping"/>
+      </w:r>
+      <w:r>
+        <w:drawing>
+          <wp:inline distT="0" distB="0" distL="114300" distR="114300">
+            <wp:extent cx="5270500" cy="1854835"/>
+            <wp:effectExtent l="0" t="0" r="2540" b="4445"/>
+            <wp:docPr id="6" name="Picture 2"/>
+            <wp:cNvGraphicFramePr>
+              <a:graphicFrameLocks xmlns:a="http://schemas.openxmlformats.org/drawingml/2006/main" noChangeAspect="1"/>
+            </wp:cNvGraphicFramePr>
+            <a:graphic xmlns:a="http://schemas.openxmlformats.org/drawingml/2006/main">
+              <a:graphicData uri="http://schemas.openxmlformats.org/drawingml/2006/picture">
+                <pic:pic xmlns:pic="http://schemas.openxmlformats.org/drawingml/2006/picture">
+                  <pic:nvPicPr>
+                    <pic:cNvPr id="6" name="Picture 2"/>
+                    <pic:cNvPicPr>
+                      <a:picLocks noChangeAspect="1"/>
+                    </pic:cNvPicPr>
+                  </pic:nvPicPr>
+                  <pic:blipFill>
+                    <a:blip r:embed="rId9"/>
+                    <a:stretch>
+                      <a:fillRect/>
+                    </a:stretch>
+                  </pic:blipFill>
+                  <pic:spPr>
+                    <a:xfrm>
+                      <a:off x="0" y="0"/>
+                      <a:ext cx="5270500" cy="1854835"/>
+                    </a:xfrm>
+                    <a:prstGeom prst="rect">
+                      <a:avLst/>
+                    </a:prstGeom>
+                    <a:noFill/>
+                    <a:ln>
+                      <a:noFill/>
+                    </a:ln>
+                  </pic:spPr>
+                </pic:pic>
+              </a:graphicData>
+            </a:graphic>
+          </wp:inline>
+        </w:drawing>
+      </w:r>
+      <w:r>
+        <w:br w:type="textWrapping"/>
+      </w:r>
+      <w:r>
+        <w:drawing>
+          <wp:inline distT="0" distB="0" distL="114300" distR="114300">
+            <wp:extent cx="5273675" cy="2168525"/>
+            <wp:effectExtent l="0" t="0" r="14605" b="10795"/>
+            <wp:docPr id="7" name="Picture 3"/>
+            <wp:cNvGraphicFramePr>
+              <a:graphicFrameLocks xmlns:a="http://schemas.openxmlformats.org/drawingml/2006/main" noChangeAspect="1"/>
+            </wp:cNvGraphicFramePr>
+            <a:graphic xmlns:a="http://schemas.openxmlformats.org/drawingml/2006/main">
+              <a:graphicData uri="http://schemas.openxmlformats.org/drawingml/2006/picture">
+                <pic:pic xmlns:pic="http://schemas.openxmlformats.org/drawingml/2006/picture">
+                  <pic:nvPicPr>
+                    <pic:cNvPr id="7" name="Picture 3"/>
+                    <pic:cNvPicPr>
+                      <a:picLocks noChangeAspect="1"/>
+                    </pic:cNvPicPr>
+                  </pic:nvPicPr>
+                  <pic:blipFill>
+                    <a:blip r:embed="rId10"/>
+                    <a:stretch>
+                      <a:fillRect/>
+                    </a:stretch>
+                  </pic:blipFill>
+                  <pic:spPr>
+                    <a:xfrm>
+                      <a:off x="0" y="0"/>
+                      <a:ext cx="5273675" cy="2168525"/>
+                    </a:xfrm>
+                    <a:prstGeom prst="rect">
+                      <a:avLst/>
+                    </a:prstGeom>
+                    <a:noFill/>
+                    <a:ln>
+                      <a:noFill/>
+                    </a:ln>
+                  </pic:spPr>
+                </pic:pic>
+              </a:graphicData>
+            </a:graphic>
+          </wp:inline>
+        </w:drawing>
       </w:r>
     </w:p>
     <w:sectPr>
@@ -605,6 +813,15 @@
       </w:tblCellMar>
     </w:tblPr>
   </w:style>
+  <w:style w:type="character" w:styleId="4">
+    <w:name w:val="Hyperlink"/>
+    <w:basedOn w:val="2"/>
+    <w:uiPriority w:val="0"/>
+    <w:rPr>
+      <w:color w:val="0000FF"/>
+      <w:u w:val="single"/>
+    </w:rPr>
+  </w:style>
 </w:styles>
 </file>
 
